--- a/resume/简历输出/综合版/柯永庆_简历_综合版.docx
+++ b/resume/简历输出/综合版/柯永庆_简历_综合版.docx
@@ -129,16 +129,7 @@
           <w:color w:val="000000"/>
           <w:sz w:val="21"/>
         </w:rPr>
-        <w:t xml:space="preserve">，服务银行客户 25+、政企客户 15+，参与项目实施验收通过率 </w:t>
-      </w:r>
-      <w:r>
-        <w:rPr>
-          <w:rFonts w:ascii="Times New Roman" w:hAnsi="Times New Roman" w:eastAsia="宋体"/>
-          <w:b/>
-          <w:color w:val="000000"/>
-          <w:sz w:val="21"/>
-        </w:rPr>
-        <w:t>100%</w:t>
+        <w:t xml:space="preserve">，服务银行客户 25+、政企客户 15+，参与项目实施验收全部通过</w:t>
       </w:r>
     </w:p>
     <w:p>
